--- a/paper_corrected_draft/evidex-corrected-draft.docx
+++ b/paper_corrected_draft/evidex-corrected-draft.docx
@@ -36,7 +36,7 @@
     </w:p>
     <w:p>
       <w:r>
-        <w:t>A large language model's (LLM's) aggregate accuracy can conceal losses on previously correct classifications. We compare paired claim classifications under claim-only and evidence-conditioned prompts, which also differ in instruction, and characterize the transitions with local natural language inference (NLI) diagnostics and blinded judge panels. On a balanced sample of 10,000 FEVER Supported and Refuted claims, accuracy increases from 88.69% to 96.04% for GPT-5.4 and from 84.67% to 95.54% for GPT-5.4-mini. Nevertheless, 115 and 151 classifications respectively change from correct to incorrect, covering 226 distinct FEVER claim records. Exploratory NLI disagreement with FEVER is more common in regressions and resistant failures than in robust cases. Separate Grok and Claude panels evaluate the regression claims through progressively disclosed evidence. In the amended accepted-output analysis, final nondecisiveness occurs for 31.4% of claims under Grok and 18.1% under Claude; the panels assign the same descriptive category to 76.1%. First-valid output selection changes some Claude outcomes but preserves the principal contrasts. These findings connect paired behavioral losses, observable claim–evidence characteristics, and evaluator sensitivity. One recorded predictor output per condition establishes neither repeat-run stability nor individual causes. The amended corrected adjudication supplies silver judgments, without human validation or replacement of FEVER labels. Evaluation should report paired transitions alongside accuracy and distinguish exploratory associations from evaluator-dependent descriptions.</w:t>
+        <w:t>A large language model (LLM) can achieve higher overall accuracy when prompted with evidence while misclassifying some claims it correctly classified without evidence. We compare paired claim classifications under claim-only and evidence-conditioned prompts, which also differ in instruction, and characterize the transitions with local natural language inference (NLI) diagnostics and blinded judge panels. On a balanced sample of 10,000 FEVER Supported and Refuted claims, accuracy increases from 88.69% to 96.04% for GPT-5.4 and from 84.67% to 95.54% for GPT-5.4-mini. Nevertheless, 115 and 151 classifications respectively change from correct to incorrect, covering 226 distinct FEVER claim records. Exploratory NLI disagreement with FEVER is more common in regressions and resistant failures than in robust cases. Separate Grok and Claude panels evaluate the regression claims through progressively disclosed evidence. In the amended accepted-output analysis, final nondecisiveness occurs for 31.4% of claims under Grok and 18.1% under Claude; the panels assign the same descriptive category to 76.1%. First-valid output selection changes some Claude outcomes but preserves the principal contrasts. These findings connect paired behavioral losses, observable claim–evidence characteristics, and evaluator sensitivity. One recorded predictor output per condition establishes neither repeat-run stability nor individual causes. The amended corrected adjudication supplies silver judgments, without human validation or replacement of FEVER labels. Evaluation should report paired transitions alongside accuracy and distinguish exploratory associations from evaluator-dependent descriptions.</w:t>
       </w:r>
     </w:p>
     <w:p>
